--- a/course_development/domains/active_inference_organizations/02_collective_intelligence/07_communication/output/lab-protocols/07_communication-lab.docx
+++ b/course_development/domains/active_inference_organizations/02_collective_intelligence/07_communication/output/lab-protocols/07_communication-lab.docx
@@ -4,32 +4,47 @@
   <w:body>
     <w:p>
       <w:r>
-        <w:t>Lab: Exploring Communication</w:t>
+        <w:t>Lab: Cross-Team Alignment Workshop Design</w:t>
       </w:r>
     </w:p>
     <w:p>
       <w:r>
-        <w:t>Objective</w:t>
+        <w:t>Objectives</w:t>
       </w:r>
     </w:p>
     <w:p>
       <w:r>
-        <w:t>Design and simulate a simple agent that demonstrates the principles of Communication .</w:t>
+        <w:t>Learning Goal: Design and prototype a cross-team alignment workshop for two teams that need to collaborate effectively.</w:t>
       </w:r>
     </w:p>
     <w:p>
       <w:r>
-        <w:t>Prerequisites</w:t>
+        <w:t>Part 1: Select Team Pair (5 min)</w:t>
       </w:r>
     </w:p>
     <w:p>
       <w:r>
-        <w:t>Basic understanding of Python or a relevant simulation tool.  Familiarity with the formal definition of Communication.   Steps</w:t>
+        <w:t>Element  Detail      Team A     Team B     Shared deliverable / dependency     Current quality of collaboration (1-5)     Key pain point      Write your response here   Part 2: Model Gap Analysis (10 min)</w:t>
       </w:r>
     </w:p>
     <w:p>
       <w:r>
-        <w:t>Define the Environment : Create a simple grid world or state space relevant to Organizations.  Define the Agent : Specify the agent's generative model, focusing on Communication.  Simulation : Run the agent for 100 timesteps.  Perturbation : Introduce a specific challenge to Communication (e.g., increased noise, occlusion).  Analysis : Plot the Free Energy over time. Does the agent successfully adapt?   Discussion Requirements</w:t>
+        <w:t>Dimension  Team A's Model  Team B's Model  Gap      Goal understanding       Key priorities       Vocabulary / jargon       Success definition       View of the other team        Write your response here   Part 3: Design the Workshop (20 min)</w:t>
+      </w:r>
+    </w:p>
+    <w:p>
+      <w:r>
+        <w:t>Workshop Element  Design      Duration     Participants (from each team)     Pre-work (assignments before the workshop)     Opening (ice-breaker / context-setting)     Exercise 1 (mutual model sharing)     Exercise 2 (joint problem-solving)     Exercise 3 (commitment and action items)     Output (boundary object to maintain alignment)     Follow-up (how to sustain alignment)      Write your response here   Part 4: Boundary Object Design (10 min)</w:t>
+      </w:r>
+    </w:p>
+    <w:p>
+      <w:r>
+        <w:t>Design one boundary object that both teams can use:</w:t>
+      </w:r>
+    </w:p>
+    <w:p>
+      <w:r>
+        <w:t>Element  Design      Type (dashboard, document, prototype, etc.)     Content     How Team A interprets it     How Team B interprets it     Update cadence     Owner      Write your response here   Summary</w:t>
       </w:r>
     </w:p>
     <w:sectPr>
